--- a/.runtime-wp/wordpress/wp-content/plugins/top-instal-generator/szablon-podloga-parter-poddasze-garaz.docx
+++ b/.runtime-wp/wordpress/wp-content/plugins/top-instal-generator/szablon-podloga-parter-poddasze-garaz.docx
@@ -1,1507 +1,3 @@
-
-<file path=word/document.xml><?xml version="1.0" encoding="utf-8"?>
-<w:document xmlns:wpc="http://schemas.microsoft.com/office/word/2010/wordprocessingCanvas" xmlns:cx="http://schemas.microsoft.com/office/drawing/2014/chartex" xmlns:cx1="http://schemas.microsoft.com/office/drawing/2015/9/8/chartex" xmlns:cx2="http://schemas.microsoft.com/office/drawing/2015/10/21/chartex" xmlns:cx3="http://schemas.microsoft.com/office/drawing/2016/5/9/chartex" xmlns:cx4="http://schemas.microsoft.com/office/drawing/2016/5/10/chartex" xmlns:cx5="http://schemas.microsoft.com/office/drawing/2016/5/11/chartex" xmlns:cx6="http://schemas.microsoft.com/office/drawing/2016/5/12/chartex" xmlns:cx7="http://schemas.microsoft.com/office/drawing/2016/5/13/chartex" xmlns:cx8="http://schemas.microsoft.com/office/drawing/2016/5/14/chartex" xmlns:mc="http://schemas.openxmlformats.org/markup-compatibility/2006" xmlns:aink="http://schemas.microsoft.com/office/drawing/2016/ink" xmlns:am3d="http://schemas.microsoft.com/office/drawing/2017/model3d" xmlns:o="urn:schemas-microsoft-com:office:office" xmlns:oel="http://schemas.microsoft.com/office/2019/extlst" xmlns:r="http://schemas.openxmlformats.org/officeDocument/2006/relationships" xmlns:m="http://schemas.openxmlformats.org/officeDocument/2006/math" xmlns:v="urn:schemas-microsoft-com:vml" xmlns:wp14="http://schemas.microsoft.com/office/word/2010/wordprocessingDrawing" xmlns:wp="http://schemas.openxmlformats.org/drawingml/2006/wordprocessingDrawing" xmlns:w10="urn:schemas-microsoft-com:office:word" xmlns:w="http://schemas.openxmlformats.org/wordprocessingml/2006/main" xmlns:w14="http://schemas.microsoft.com/office/word/2010/wordml" xmlns:w15="http://schemas.microsoft.com/office/word/2012/wordml" xmlns:w16cex="http://schemas.microsoft.com/office/word/2018/wordml/cex" xmlns:w16cid="http://schemas.microsoft.com/office/word/2016/wordml/cid" xmlns:w16="http://schemas.microsoft.com/office/word/2018/wordml" xmlns:w16du="http://schemas.microsoft.com/office/word/2023/wordml/word16du" xmlns:w16sdtdh="http://schemas.microsoft.com/office/word/2020/wordml/sdtdatahash" xmlns:w16sdtfl="http://schemas.microsoft.com/office/word/2024/wordml/sdtformatlock" xmlns:w16se="http://schemas.microsoft.com/office/word/2015/wordml/symex" xmlns:wpg="http://schemas.microsoft.com/office/word/2010/wordprocessingGroup" xmlns:wpi="http://schemas.microsoft.com/office/word/2010/wordprocessingInk" xmlns:wne="http://schemas.microsoft.com/office/word/2006/wordml" xmlns:wps="http://schemas.microsoft.com/office/word/2010/wordprocessingShape" mc:Ignorable="w14 w15 w16se w16cid w16 w16cex w16sdtdh w16sdtfl w16du wp14">
-  <w:body>
-    <w:p>
-      <w:pPr>
-        <w:spacing w:after="0" w:line="240" w:lineRule="auto"/>
-        <w:jc w:val="center"/>
-        <w:rPr>
-          <w:rFonts w:ascii="Arial" w:hAnsi="Arial" w:cs="Arial"/>
-          <w:b/>
-          <w:bCs/>
-          <w:sz w:val="16"/>
-          <w:szCs w:val="16"/>
-        </w:rPr>
-      </w:pPr>
-    </w:p>
-    <w:p>
-      <w:pPr>
-        <w:spacing w:after="0" w:line="240" w:lineRule="auto"/>
-        <w:jc w:val="center"/>
-        <w:rPr>
-          <w:rFonts w:ascii="Arial" w:hAnsi="Arial" w:cs="Arial"/>
-          <w:b/>
-          <w:bCs/>
-          <w:sz w:val="36"/>
-          <w:szCs w:val="36"/>
-        </w:rPr>
-      </w:pPr>
-      <w:r>
-        <w:rPr>
-          <w:rFonts w:ascii="Arial" w:hAnsi="Arial" w:cs="Arial"/>
-          <w:b/>
-          <w:bCs/>
-          <w:sz w:val="36"/>
-          <w:szCs w:val="36"/>
-        </w:rPr>
-        <w:t>OFERTA</w:t>
-      </w:r>
-      <w:r>
-        <w:rPr>
-          <w:rFonts w:ascii="Arial" w:hAnsi="Arial" w:cs="Arial"/>
-          <w:b/>
-          <w:bCs/>
-          <w:sz w:val="36"/>
-          <w:szCs w:val="36"/>
-        </w:rPr>
-        <w:t xml:space="preserve"> - </w:t>
-      </w:r>
-      <w:r>
-        <w:rPr>
-          <w:rFonts w:ascii="Arial" w:hAnsi="Arial" w:cs="Arial"/>
-          <w:b/>
-          <w:bCs/>
-          <w:sz w:val="36"/>
-          <w:szCs w:val="36"/>
-        </w:rPr>
-        <w:t>INSTALACJ</w:t>
-      </w:r>
-      <w:r>
-        <w:rPr>
-          <w:rFonts w:ascii="Arial" w:hAnsi="Arial" w:cs="Arial"/>
-          <w:b/>
-          <w:bCs/>
-          <w:sz w:val="36"/>
-          <w:szCs w:val="36"/>
-        </w:rPr>
-        <w:t xml:space="preserve">A </w:t>
-      </w:r>
-      <w:r>
-        <w:rPr>
-          <w:rFonts w:ascii="Arial" w:hAnsi="Arial" w:cs="Arial"/>
-          <w:b/>
-          <w:bCs/>
-          <w:sz w:val="36"/>
-          <w:szCs w:val="36"/>
-        </w:rPr>
-        <w:t>OGRZEWANIA PODŁOGOWEGO</w:t>
-      </w:r>
-    </w:p>
-    <w:p>
-      <w:pPr>
-        <w:spacing w:after="0" w:line="240" w:lineRule="auto"/>
-        <w:ind w:right="-284"/>
-        <w:jc w:val="center"/>
-        <w:rPr>
-          <w:rFonts w:ascii="Arial" w:hAnsi="Arial" w:cs="Arial"/>
-          <w:b/>
-          <w:bCs/>
-          <w:sz w:val="40"/>
-          <w:szCs w:val="40"/>
-        </w:rPr>
-      </w:pPr>
-    </w:p>
-    <w:tbl>
-      <w:tblPr>
-        <w:tblW w:w="0" w:type="auto"/>
-        <w:jc w:val="center"/>
-        <w:tblBorders>
-          <w:top w:val="single" w:sz="4" w:space="0" w:color="auto"/>
-          <w:left w:val="single" w:sz="4" w:space="0" w:color="auto"/>
-          <w:bottom w:val="single" w:sz="4" w:space="0" w:color="auto"/>
-          <w:right w:val="single" w:sz="4" w:space="0" w:color="auto"/>
-          <w:insideH w:val="single" w:sz="4" w:space="0" w:color="auto"/>
-          <w:insideV w:val="single" w:sz="4" w:space="0" w:color="auto"/>
-        </w:tblBorders>
-        <w:tblLook w:val="04A0" w:firstRow="1" w:lastRow="0" w:firstColumn="1" w:lastColumn="0" w:noHBand="0" w:noVBand="1"/>
-      </w:tblPr>
-      <w:tblGrid>
-        <w:gridCol w:w="4395"/>
-        <w:gridCol w:w="703"/>
-        <w:gridCol w:w="3680"/>
-      </w:tblGrid>
-      <w:tr>
-        <w:trPr>
-          <w:trHeight w:val="682"/>
-          <w:jc w:val="center"/>
-        </w:trPr>
-        <w:tc>
-          <w:tcPr>
-            <w:tcW w:w="8778" w:type="dxa"/>
-            <w:gridSpan w:val="3"/>
-            <w:tcBorders>
-              <w:top w:val="nil"/>
-              <w:left w:val="nil"/>
-              <w:right w:val="nil"/>
-            </w:tcBorders>
-            <w:vAlign w:val="center"/>
-          </w:tcPr>
-          <w:p>
-            <w:pPr>
-              <w:pStyle w:val="Bezodstpw"/>
-              <w:rPr>
-                <w:rFonts w:ascii="Arial" w:hAnsi="Arial" w:cs="Arial"/>
-                <w:sz w:val="16"/>
-                <w:szCs w:val="16"/>
-              </w:rPr>
-            </w:pPr>
-          </w:p>
-          <w:p>
-            <w:pPr>
-              <w:pStyle w:val="Bezodstpw"/>
-              <w:spacing w:line="360" w:lineRule="auto"/>
-              <w:ind w:left="-109"/>
-              <w:jc w:val="center"/>
-              <w:rPr>
-                <w:rFonts w:ascii="Arial" w:hAnsi="Arial" w:cs="Arial"/>
-                <w:sz w:val="28"/>
-                <w:szCs w:val="28"/>
-              </w:rPr>
-            </w:pPr>
-            <w:r>
-              <w:rPr>
-                <w:rFonts w:ascii="Arial" w:hAnsi="Arial" w:cs="Arial"/>
-                <w:sz w:val="28"/>
-                <w:szCs w:val="28"/>
-              </w:rPr>
-              <w:t>Pow. ogrzewana:</w:t>
-            </w:r>
-            <w:r>
-              <w:rPr>
-                <w:rFonts w:ascii="Arial" w:hAnsi="Arial" w:cs="Arial"/>
-                <w:sz w:val="28"/>
-                <w:szCs w:val="28"/>
-              </w:rPr>
-              <w:t xml:space="preserve"> </w:t>
-            </w:r>
-            <w:r>
-              <w:rPr>
-                <w:rFonts w:ascii="Arial" w:hAnsi="Arial" w:cs="Arial"/>
-                <w:sz w:val="28"/>
-                <w:szCs w:val="28"/>
-              </w:rPr>
-              <w:t>{{POW}}</w:t>
-            </w:r>
-            <w:r>
-              <w:rPr>
-                <w:rFonts w:ascii="Arial" w:hAnsi="Arial" w:cs="Arial"/>
-                <w:sz w:val="28"/>
-                <w:szCs w:val="28"/>
-              </w:rPr>
-              <w:t xml:space="preserve"> </w:t>
-            </w:r>
-            <w:r>
-              <w:rPr>
-                <w:rFonts w:ascii="Arial" w:hAnsi="Arial" w:cs="Arial"/>
-                <w:sz w:val="28"/>
-                <w:szCs w:val="28"/>
-              </w:rPr>
-              <w:t>m²</w:t>
-            </w:r>
-            <w:r>
-              <w:rPr>
-                <w:rFonts w:ascii="Arial" w:hAnsi="Arial" w:cs="Arial"/>
-                <w:sz w:val="28"/>
-                <w:szCs w:val="28"/>
-              </w:rPr>
-              <w:t xml:space="preserve"> + garaż</w:t>
-            </w:r>
-            <w:r>
-              <w:rPr>
-                <w:rFonts w:ascii="Arial" w:hAnsi="Arial" w:cs="Arial"/>
-                <w:sz w:val="28"/>
-                <w:szCs w:val="28"/>
-              </w:rPr>
-              <w:t>:</w:t>
-            </w:r>
-            <w:r>
-              <w:rPr>
-                <w:rFonts w:ascii="Arial" w:hAnsi="Arial" w:cs="Arial"/>
-                <w:sz w:val="28"/>
-                <w:szCs w:val="28"/>
-              </w:rPr>
-              <w:t xml:space="preserve"> </w:t>
-            </w:r>
-            <w:r>
-              <w:rPr>
-                <w:rFonts w:ascii="Arial" w:hAnsi="Arial" w:cs="Arial"/>
-                <w:sz w:val="28"/>
-                <w:szCs w:val="28"/>
-              </w:rPr>
-              <w:t>{{GAR}}</w:t>
-            </w:r>
-            <w:r>
-              <w:rPr>
-                <w:rFonts w:ascii="Arial" w:hAnsi="Arial" w:cs="Arial"/>
-                <w:sz w:val="28"/>
-                <w:szCs w:val="28"/>
-              </w:rPr>
-              <w:t xml:space="preserve"> m²</w:t>
-            </w:r>
-          </w:p>
-          <w:p>
-            <w:pPr>
-              <w:pStyle w:val="Bezodstpw"/>
-              <w:rPr>
-                <w:rFonts w:ascii="Arial" w:hAnsi="Arial" w:cs="Arial"/>
-                <w:sz w:val="24"/>
-                <w:szCs w:val="24"/>
-              </w:rPr>
-            </w:pPr>
-            <w:r>
-              <w:rPr>
-                <w:rFonts w:ascii="Arial" w:hAnsi="Arial" w:cs="Arial"/>
-                <w:sz w:val="24"/>
-                <w:szCs w:val="24"/>
-                <w:u w:val="single"/>
-              </w:rPr>
-              <w:t>Materiał</w:t>
-            </w:r>
-            <w:r>
-              <w:rPr>
-                <w:rFonts w:ascii="Arial" w:hAnsi="Arial" w:cs="Arial"/>
-                <w:sz w:val="24"/>
-                <w:szCs w:val="24"/>
-              </w:rPr>
-              <w:t>:</w:t>
-            </w:r>
-          </w:p>
-          <w:p>
-            <w:pPr>
-              <w:pStyle w:val="Bezodstpw"/>
-              <w:numPr>
-                <w:ilvl w:val="1"/>
-                <w:numId w:val="16"/>
-              </w:numPr>
-              <w:ind w:left="1025" w:hanging="283"/>
-              <w:rPr>
-                <w:rFonts w:ascii="Arial" w:hAnsi="Arial" w:cs="Arial"/>
-                <w:sz w:val="24"/>
-                <w:szCs w:val="24"/>
-              </w:rPr>
-            </w:pPr>
-            <w:r>
-              <w:rPr>
-                <w:rFonts w:ascii="Arial" w:hAnsi="Arial" w:cs="Arial"/>
-                <w:sz w:val="24"/>
-                <w:szCs w:val="24"/>
-              </w:rPr>
-              <w:t>rur</w:t>
-            </w:r>
-            <w:r>
-              <w:rPr>
-                <w:rFonts w:ascii="Arial" w:hAnsi="Arial" w:cs="Arial"/>
-                <w:sz w:val="24"/>
-                <w:szCs w:val="24"/>
-              </w:rPr>
-              <w:t>a</w:t>
-            </w:r>
-            <w:r>
-              <w:rPr>
-                <w:rFonts w:ascii="Arial" w:hAnsi="Arial" w:cs="Arial"/>
-                <w:sz w:val="24"/>
-                <w:szCs w:val="24"/>
-              </w:rPr>
-              <w:t xml:space="preserve">: PERT-16 (ok. </w:t>
-            </w:r>
-            <w:r>
-              <w:rPr>
-                <w:rFonts w:ascii="Arial" w:hAnsi="Arial" w:cs="Arial"/>
-                <w:sz w:val="24"/>
-                <w:szCs w:val="24"/>
-              </w:rPr>
-              <w:t xml:space="preserve">{{RURA}} </w:t>
-            </w:r>
-            <w:proofErr w:type="spellStart"/>
-            <w:r>
-              <w:rPr>
-                <w:rFonts w:ascii="Arial" w:hAnsi="Arial" w:cs="Arial"/>
-                <w:sz w:val="24"/>
-                <w:szCs w:val="24"/>
-              </w:rPr>
-              <w:t>mb</w:t>
-            </w:r>
-            <w:proofErr w:type="spellEnd"/>
-            <w:r>
-              <w:rPr>
-                <w:rFonts w:ascii="Arial" w:hAnsi="Arial" w:cs="Arial"/>
-                <w:sz w:val="24"/>
-                <w:szCs w:val="24"/>
-              </w:rPr>
-              <w:t>)</w:t>
-            </w:r>
-          </w:p>
-          <w:p>
-            <w:pPr>
-              <w:pStyle w:val="Bezodstpw"/>
-              <w:numPr>
-                <w:ilvl w:val="1"/>
-                <w:numId w:val="16"/>
-              </w:numPr>
-              <w:ind w:left="1025" w:right="1588" w:hanging="283"/>
-              <w:rPr>
-                <w:rFonts w:ascii="Arial" w:hAnsi="Arial" w:cs="Arial"/>
-                <w:sz w:val="24"/>
-                <w:szCs w:val="24"/>
-              </w:rPr>
-            </w:pPr>
-            <w:r>
-              <w:rPr>
-                <w:rFonts w:ascii="Arial" w:hAnsi="Arial" w:cs="Arial"/>
-                <w:sz w:val="24"/>
-                <w:szCs w:val="24"/>
-              </w:rPr>
-              <w:t>{{ROZDZIELACZ}} - 6-12</w:t>
-            </w:r>
-            <w:r>
-              <w:rPr>
-                <w:rFonts w:ascii="Arial" w:hAnsi="Arial" w:cs="Arial"/>
-                <w:sz w:val="24"/>
-                <w:szCs w:val="24"/>
-              </w:rPr>
-              <w:t xml:space="preserve"> </w:t>
-            </w:r>
-            <w:r>
-              <w:rPr>
-                <w:rFonts w:ascii="Arial" w:hAnsi="Arial" w:cs="Arial"/>
-                <w:sz w:val="24"/>
-                <w:szCs w:val="24"/>
-              </w:rPr>
-              <w:t>sekc</w:t>
-            </w:r>
-            <w:r>
-              <w:rPr>
-                <w:rFonts w:ascii="Arial" w:hAnsi="Arial" w:cs="Arial"/>
-                <w:sz w:val="24"/>
-                <w:szCs w:val="24"/>
-              </w:rPr>
-              <w:t>ji</w:t>
-            </w:r>
-          </w:p>
-          <w:p>
-            <w:pPr>
-              <w:pStyle w:val="Bezodstpw"/>
-              <w:numPr>
-                <w:ilvl w:val="1"/>
-                <w:numId w:val="16"/>
-              </w:numPr>
-              <w:spacing w:line="360" w:lineRule="auto"/>
-              <w:ind w:left="1025" w:hanging="283"/>
-              <w:rPr>
-                <w:rFonts w:ascii="Arial" w:hAnsi="Arial" w:cs="Arial"/>
-                <w:sz w:val="24"/>
-                <w:szCs w:val="24"/>
-              </w:rPr>
-            </w:pPr>
-            <w:r>
-              <w:rPr>
-                <w:rFonts w:ascii="Arial" w:hAnsi="Arial" w:cs="Arial"/>
-                <w:sz w:val="24"/>
-                <w:szCs w:val="24"/>
-              </w:rPr>
-              <w:t xml:space="preserve">folia aluminiowa z podziałką (laminat PE </w:t>
-            </w:r>
-            <w:r>
-              <w:rPr>
-                <w:rFonts w:ascii="Arial" w:hAnsi="Arial" w:cs="Arial"/>
-                <w:sz w:val="24"/>
-                <w:szCs w:val="24"/>
-              </w:rPr>
-              <w:t>&gt;</w:t>
-            </w:r>
-            <w:r>
-              <w:rPr>
-                <w:rFonts w:ascii="Arial" w:hAnsi="Arial" w:cs="Arial"/>
-                <w:sz w:val="24"/>
-                <w:szCs w:val="24"/>
-              </w:rPr>
-              <w:t>1</w:t>
-            </w:r>
-            <w:r>
-              <w:rPr>
-                <w:rFonts w:ascii="Arial" w:hAnsi="Arial" w:cs="Arial"/>
-                <w:sz w:val="24"/>
-                <w:szCs w:val="24"/>
-              </w:rPr>
-              <w:t>1</w:t>
-            </w:r>
-            <w:r>
-              <w:rPr>
-                <w:rFonts w:ascii="Arial" w:hAnsi="Arial" w:cs="Arial"/>
-                <w:sz w:val="24"/>
-                <w:szCs w:val="24"/>
-              </w:rPr>
-              <w:t>5μm)</w:t>
-            </w:r>
-          </w:p>
-          <w:p>
-            <w:pPr>
-              <w:pStyle w:val="Bezodstpw"/>
-              <w:rPr>
-                <w:rFonts w:ascii="Arial" w:hAnsi="Arial" w:cs="Arial"/>
-                <w:sz w:val="16"/>
-                <w:szCs w:val="16"/>
-              </w:rPr>
-            </w:pPr>
-          </w:p>
-          <w:p>
-            <w:pPr>
-              <w:pStyle w:val="Bezodstpw"/>
-              <w:ind w:left="34" w:right="1872"/>
-              <w:rPr>
-                <w:rFonts w:ascii="Arial" w:hAnsi="Arial" w:cs="Arial"/>
-                <w:sz w:val="24"/>
-                <w:szCs w:val="24"/>
-              </w:rPr>
-            </w:pPr>
-            <w:r>
-              <w:rPr>
-                <w:rFonts w:ascii="Arial" w:hAnsi="Arial" w:cs="Arial"/>
-                <w:sz w:val="24"/>
-                <w:szCs w:val="24"/>
-                <w:u w:val="single"/>
-              </w:rPr>
-              <w:t>Projekt</w:t>
-            </w:r>
-            <w:r>
-              <w:rPr>
-                <w:rFonts w:ascii="Arial" w:hAnsi="Arial" w:cs="Arial"/>
-                <w:sz w:val="24"/>
-                <w:szCs w:val="24"/>
-              </w:rPr>
-              <w:t>:</w:t>
-            </w:r>
-          </w:p>
-          <w:p>
-            <w:pPr>
-              <w:pStyle w:val="Bezodstpw"/>
-              <w:numPr>
-                <w:ilvl w:val="0"/>
-                <w:numId w:val="17"/>
-              </w:numPr>
-              <w:ind w:left="1025" w:right="876" w:hanging="283"/>
-              <w:rPr>
-                <w:rFonts w:ascii="Arial" w:hAnsi="Arial" w:cs="Arial"/>
-                <w:sz w:val="24"/>
-                <w:szCs w:val="24"/>
-              </w:rPr>
-            </w:pPr>
-            <w:r>
-              <w:rPr>
-                <w:rFonts w:ascii="Arial" w:hAnsi="Arial" w:cs="Arial"/>
-                <w:sz w:val="24"/>
-                <w:szCs w:val="24"/>
-              </w:rPr>
-              <w:t xml:space="preserve">pętle </w:t>
-            </w:r>
-            <w:r>
-              <w:rPr>
-                <w:rFonts w:ascii="Arial" w:hAnsi="Arial" w:cs="Arial"/>
-                <w:sz w:val="24"/>
-                <w:szCs w:val="24"/>
-              </w:rPr>
-              <w:t xml:space="preserve">parter: </w:t>
-            </w:r>
-            <w:r>
-              <w:rPr>
-                <w:rFonts w:ascii="Arial" w:hAnsi="Arial" w:cs="Arial"/>
-                <w:sz w:val="24"/>
-                <w:szCs w:val="24"/>
-              </w:rPr>
-              <w:t>{{PARTER}}</w:t>
-            </w:r>
-          </w:p>
-          <w:p>
-            <w:pPr>
-              <w:pStyle w:val="Bezodstpw"/>
-              <w:numPr>
-                <w:ilvl w:val="0"/>
-                <w:numId w:val="17"/>
-              </w:numPr>
-              <w:ind w:left="1025" w:right="876" w:hanging="283"/>
-              <w:rPr>
-                <w:rFonts w:ascii="Arial" w:hAnsi="Arial" w:cs="Arial"/>
-                <w:sz w:val="24"/>
-                <w:szCs w:val="24"/>
-              </w:rPr>
-            </w:pPr>
-            <w:r>
-              <w:rPr>
-                <w:rFonts w:ascii="Arial" w:hAnsi="Arial" w:cs="Arial"/>
-                <w:sz w:val="24"/>
-                <w:szCs w:val="24"/>
-              </w:rPr>
-              <w:t>pętle garaż: {{GARAZ}}</w:t>
-            </w:r>
-          </w:p>
-          <w:p>
-            <w:pPr>
-              <w:pStyle w:val="Bezodstpw"/>
-              <w:numPr>
-                <w:ilvl w:val="0"/>
-                <w:numId w:val="17"/>
-              </w:numPr>
-              <w:ind w:left="1025" w:right="876" w:hanging="283"/>
-              <w:rPr>
-                <w:rFonts w:ascii="Arial" w:hAnsi="Arial" w:cs="Arial"/>
-                <w:sz w:val="24"/>
-                <w:szCs w:val="24"/>
-              </w:rPr>
-            </w:pPr>
-            <w:r>
-              <w:rPr>
-                <w:rFonts w:ascii="Arial" w:hAnsi="Arial" w:cs="Arial"/>
-                <w:sz w:val="24"/>
-                <w:szCs w:val="24"/>
-              </w:rPr>
-              <w:t>pętle poddasze: {{PODDASZE}}</w:t>
-            </w:r>
-          </w:p>
-          <w:p>
-            <w:pPr>
-              <w:pStyle w:val="Bezodstpw"/>
-              <w:numPr>
-                <w:ilvl w:val="0"/>
-                <w:numId w:val="17"/>
-              </w:numPr>
-              <w:ind w:left="1025" w:right="451" w:hanging="283"/>
-              <w:rPr>
-                <w:rFonts w:ascii="Arial" w:hAnsi="Arial" w:cs="Arial"/>
-                <w:sz w:val="24"/>
-                <w:szCs w:val="24"/>
-              </w:rPr>
-            </w:pPr>
-            <w:r>
-              <w:rPr>
-                <w:rFonts w:ascii="Arial" w:hAnsi="Arial" w:cs="Arial"/>
-                <w:sz w:val="24"/>
-                <w:szCs w:val="24"/>
-              </w:rPr>
-              <w:t>garaż: zmniejszone zagęszczenie (</w:t>
-            </w:r>
-            <w:r>
-              <w:rPr>
-                <w:rFonts w:ascii="Arial" w:hAnsi="Arial" w:cs="Arial"/>
-                <w:sz w:val="24"/>
-                <w:szCs w:val="24"/>
-                <w:u w:val="single"/>
-              </w:rPr>
-              <w:t>50%</w:t>
-            </w:r>
-            <w:r>
-              <w:rPr>
-                <w:rFonts w:ascii="Arial" w:hAnsi="Arial" w:cs="Arial"/>
-                <w:sz w:val="24"/>
-                <w:szCs w:val="24"/>
-              </w:rPr>
-              <w:t xml:space="preserve"> - rura układana co 20-25cm)</w:t>
-            </w:r>
-          </w:p>
-          <w:p>
-            <w:pPr>
-              <w:pStyle w:val="Bezodstpw"/>
-              <w:numPr>
-                <w:ilvl w:val="0"/>
-                <w:numId w:val="17"/>
-              </w:numPr>
-              <w:ind w:left="1025" w:right="876" w:hanging="283"/>
-              <w:rPr>
-                <w:rFonts w:ascii="Arial" w:hAnsi="Arial" w:cs="Arial"/>
-                <w:sz w:val="24"/>
-                <w:szCs w:val="24"/>
-              </w:rPr>
-            </w:pPr>
-            <w:r>
-              <w:rPr>
-                <w:rFonts w:ascii="Arial" w:hAnsi="Arial" w:cs="Arial"/>
-                <w:sz w:val="24"/>
-                <w:szCs w:val="24"/>
-              </w:rPr>
-              <w:t>regulacja przepływu: ręczna na rozdzielaczach za pomocą rotametrów (</w:t>
-            </w:r>
-            <w:r>
-              <w:rPr>
-                <w:rFonts w:ascii="Arial" w:hAnsi="Arial" w:cs="Arial"/>
-                <w:sz w:val="24"/>
-                <w:szCs w:val="24"/>
-                <w:u w:val="single"/>
-              </w:rPr>
-              <w:t>rekomendowane dla systemów z pompą ciepła</w:t>
-            </w:r>
-            <w:r>
-              <w:rPr>
-                <w:rFonts w:ascii="Arial" w:hAnsi="Arial" w:cs="Arial"/>
-                <w:sz w:val="24"/>
-                <w:szCs w:val="24"/>
-              </w:rPr>
-              <w:t>)</w:t>
-            </w:r>
-          </w:p>
-          <w:p>
-            <w:pPr>
-              <w:pStyle w:val="Bezodstpw"/>
-              <w:numPr>
-                <w:ilvl w:val="0"/>
-                <w:numId w:val="17"/>
-              </w:numPr>
-              <w:ind w:left="1025" w:right="876" w:hanging="283"/>
-              <w:rPr>
-                <w:rFonts w:ascii="Arial" w:hAnsi="Arial" w:cs="Arial"/>
-                <w:sz w:val="24"/>
-                <w:szCs w:val="24"/>
-              </w:rPr>
-            </w:pPr>
-            <w:r>
-              <w:rPr>
-                <w:rFonts w:ascii="Arial" w:hAnsi="Arial" w:cs="Arial"/>
-                <w:sz w:val="24"/>
-                <w:szCs w:val="24"/>
-              </w:rPr>
-              <w:t xml:space="preserve">możliwość rozbudowy </w:t>
-            </w:r>
-            <w:r>
-              <w:rPr>
-                <w:rFonts w:ascii="Arial" w:hAnsi="Arial" w:cs="Arial"/>
-                <w:sz w:val="24"/>
-                <w:szCs w:val="24"/>
-              </w:rPr>
-              <w:t xml:space="preserve">systemu </w:t>
-            </w:r>
-            <w:r>
-              <w:rPr>
-                <w:rFonts w:ascii="Arial" w:hAnsi="Arial" w:cs="Arial"/>
-                <w:sz w:val="24"/>
-                <w:szCs w:val="24"/>
-              </w:rPr>
-              <w:t>o bezprzewodowe sterowniki pokojowe w przyszłości</w:t>
-            </w:r>
-          </w:p>
-          <w:p>
-            <w:pPr>
-              <w:pStyle w:val="Bezodstpw"/>
-              <w:ind w:right="1588"/>
-              <w:rPr>
-                <w:rFonts w:ascii="Arial" w:hAnsi="Arial" w:cs="Arial"/>
-                <w:sz w:val="16"/>
-                <w:szCs w:val="16"/>
-              </w:rPr>
-            </w:pPr>
-          </w:p>
-          <w:p>
-            <w:pPr>
-              <w:pStyle w:val="Bezodstpw"/>
-              <w:ind w:left="-109" w:right="1588"/>
-              <w:rPr>
-                <w:rFonts w:ascii="Arial" w:hAnsi="Arial" w:cs="Arial"/>
-                <w:b/>
-                <w:bCs/>
-                <w:sz w:val="28"/>
-                <w:szCs w:val="28"/>
-              </w:rPr>
-            </w:pPr>
-            <w:r>
-              <w:rPr>
-                <w:rFonts w:ascii="Arial" w:hAnsi="Arial" w:cs="Arial"/>
-                <w:b/>
-                <w:bCs/>
-                <w:sz w:val="28"/>
-                <w:szCs w:val="28"/>
-              </w:rPr>
-              <w:t xml:space="preserve">Cennik i zakres </w:t>
-            </w:r>
-            <w:r>
-              <w:rPr>
-                <w:rFonts w:ascii="Arial" w:hAnsi="Arial" w:cs="Arial"/>
-                <w:b/>
-                <w:bCs/>
-                <w:sz w:val="28"/>
-                <w:szCs w:val="28"/>
-              </w:rPr>
-              <w:t>usług</w:t>
-            </w:r>
-            <w:r>
-              <w:rPr>
-                <w:rFonts w:ascii="Arial" w:hAnsi="Arial" w:cs="Arial"/>
-                <w:b/>
-                <w:bCs/>
-                <w:sz w:val="28"/>
-                <w:szCs w:val="28"/>
-              </w:rPr>
-              <w:t>:</w:t>
-            </w:r>
-          </w:p>
-        </w:tc>
-      </w:tr>
-      <w:tr>
-        <w:trPr>
-          <w:trHeight w:val="806"/>
-          <w:jc w:val="center"/>
-        </w:trPr>
-        <w:tc>
-          <w:tcPr>
-            <w:tcW w:w="5098" w:type="dxa"/>
-            <w:gridSpan w:val="2"/>
-            <w:vAlign w:val="center"/>
-          </w:tcPr>
-          <w:p>
-            <w:pPr>
-              <w:pStyle w:val="Bezodstpw"/>
-              <w:numPr>
-                <w:ilvl w:val="0"/>
-                <w:numId w:val="18"/>
-              </w:numPr>
-              <w:tabs>
-                <w:tab w:val="left" w:pos="4995"/>
-              </w:tabs>
-              <w:spacing w:line="276" w:lineRule="auto"/>
-              <w:ind w:left="318" w:right="33"/>
-              <w:jc w:val="right"/>
-              <w:rPr>
-                <w:rFonts w:ascii="Arial" w:hAnsi="Arial" w:cs="Arial"/>
-              </w:rPr>
-            </w:pPr>
-            <w:r>
-              <w:rPr>
-                <w:rFonts w:ascii="Arial" w:hAnsi="Arial" w:cs="Arial"/>
-              </w:rPr>
-              <w:t>Ułożenie folii aluminiowej</w:t>
-            </w:r>
-          </w:p>
-          <w:p>
-            <w:pPr>
-              <w:pStyle w:val="Bezodstpw"/>
-              <w:numPr>
-                <w:ilvl w:val="0"/>
-                <w:numId w:val="18"/>
-              </w:numPr>
-              <w:tabs>
-                <w:tab w:val="left" w:pos="4712"/>
-                <w:tab w:val="left" w:pos="4995"/>
-              </w:tabs>
-              <w:spacing w:line="276" w:lineRule="auto"/>
-              <w:ind w:left="318" w:right="33"/>
-              <w:jc w:val="right"/>
-              <w:rPr>
-                <w:rFonts w:ascii="Arial" w:hAnsi="Arial" w:cs="Arial"/>
-              </w:rPr>
-            </w:pPr>
-            <w:r>
-              <w:rPr>
-                <w:rFonts w:ascii="Arial" w:hAnsi="Arial" w:cs="Arial"/>
-              </w:rPr>
-              <w:t>Montaż rur – pętli ogrzewania podłogowego</w:t>
-            </w:r>
-          </w:p>
-        </w:tc>
-        <w:tc>
-          <w:tcPr>
-            <w:tcW w:w="3680" w:type="dxa"/>
-            <w:vAlign w:val="center"/>
-          </w:tcPr>
-          <w:p>
-            <w:pPr>
-              <w:pStyle w:val="Bezodstpw"/>
-              <w:spacing w:line="276" w:lineRule="auto"/>
-              <w:rPr>
-                <w:rFonts w:ascii="Arial" w:hAnsi="Arial" w:cs="Arial"/>
-              </w:rPr>
-            </w:pPr>
-            <w:r>
-              <w:rPr>
-                <w:rFonts w:ascii="Arial" w:hAnsi="Arial" w:cs="Arial"/>
-              </w:rPr>
-              <w:t>100 zł/m2 netto</w:t>
-            </w:r>
-          </w:p>
-        </w:tc>
-      </w:tr>
-      <w:tr>
-        <w:trPr>
-          <w:trHeight w:val="630"/>
-          <w:jc w:val="center"/>
-        </w:trPr>
-        <w:tc>
-          <w:tcPr>
-            <w:tcW w:w="5098" w:type="dxa"/>
-            <w:gridSpan w:val="2"/>
-            <w:vAlign w:val="center"/>
-          </w:tcPr>
-          <w:p>
-            <w:pPr>
-              <w:pStyle w:val="Bezodstpw"/>
-              <w:numPr>
-                <w:ilvl w:val="0"/>
-                <w:numId w:val="19"/>
-              </w:numPr>
-              <w:tabs>
-                <w:tab w:val="left" w:pos="4712"/>
-                <w:tab w:val="left" w:pos="4995"/>
-              </w:tabs>
-              <w:spacing w:line="276" w:lineRule="auto"/>
-              <w:ind w:right="33"/>
-              <w:jc w:val="right"/>
-              <w:rPr>
-                <w:rFonts w:ascii="Arial" w:hAnsi="Arial" w:cs="Arial"/>
-              </w:rPr>
-            </w:pPr>
-            <w:r>
-              <w:rPr>
-                <w:rFonts w:ascii="Arial" w:hAnsi="Arial" w:cs="Arial"/>
-              </w:rPr>
-              <w:t>Montaż rozdzielacza</w:t>
-            </w:r>
-            <w:r>
-              <w:rPr>
-                <w:rFonts w:ascii="Arial" w:hAnsi="Arial" w:cs="Arial"/>
-              </w:rPr>
-              <w:t xml:space="preserve"> (mosiądz)</w:t>
-            </w:r>
-          </w:p>
-        </w:tc>
-        <w:tc>
-          <w:tcPr>
-            <w:tcW w:w="3680" w:type="dxa"/>
-            <w:vAlign w:val="center"/>
-          </w:tcPr>
-          <w:p>
-            <w:pPr>
-              <w:pStyle w:val="Bezodstpw"/>
-              <w:spacing w:line="276" w:lineRule="auto"/>
-              <w:rPr>
-                <w:rFonts w:ascii="Arial" w:hAnsi="Arial" w:cs="Arial"/>
-              </w:rPr>
-            </w:pPr>
-            <w:r>
-              <w:rPr>
-                <w:rFonts w:ascii="Arial" w:hAnsi="Arial" w:cs="Arial"/>
-              </w:rPr>
-              <w:t>900 zł/szt. netto</w:t>
-            </w:r>
-          </w:p>
-        </w:tc>
-      </w:tr>
-      <w:tr>
-        <w:trPr>
-          <w:trHeight w:val="554"/>
-          <w:jc w:val="center"/>
-        </w:trPr>
-        <w:tc>
-          <w:tcPr>
-            <w:tcW w:w="5098" w:type="dxa"/>
-            <w:gridSpan w:val="2"/>
-            <w:vAlign w:val="center"/>
-          </w:tcPr>
-          <w:p>
-            <w:pPr>
-              <w:pStyle w:val="Bezodstpw"/>
-              <w:numPr>
-                <w:ilvl w:val="0"/>
-                <w:numId w:val="19"/>
-              </w:numPr>
-              <w:tabs>
-                <w:tab w:val="left" w:pos="4712"/>
-                <w:tab w:val="left" w:pos="4995"/>
-              </w:tabs>
-              <w:spacing w:line="276" w:lineRule="auto"/>
-              <w:ind w:right="33"/>
-              <w:jc w:val="right"/>
-              <w:rPr>
-                <w:rFonts w:ascii="Arial" w:hAnsi="Arial" w:cs="Arial"/>
-              </w:rPr>
-            </w:pPr>
-            <w:r>
-              <w:rPr>
-                <w:rFonts w:ascii="Arial" w:hAnsi="Arial" w:cs="Arial"/>
-              </w:rPr>
-              <w:t>Pion centralnego ogrzewania do wyższych kondygnacji</w:t>
-            </w:r>
-          </w:p>
-          <w:p>
-            <w:pPr>
-              <w:pStyle w:val="Bezodstpw"/>
-              <w:tabs>
-                <w:tab w:val="left" w:pos="4712"/>
-                <w:tab w:val="left" w:pos="4995"/>
-              </w:tabs>
-              <w:spacing w:line="276" w:lineRule="auto"/>
-              <w:ind w:left="720" w:right="33"/>
-              <w:jc w:val="right"/>
-              <w:rPr>
-                <w:rFonts w:ascii="Arial" w:hAnsi="Arial" w:cs="Arial"/>
-              </w:rPr>
-            </w:pPr>
-            <w:r>
-              <w:rPr>
-                <w:rFonts w:ascii="Arial" w:hAnsi="Arial" w:cs="Arial"/>
-              </w:rPr>
-              <w:t>(1 pion = 2 rury PEX-32)</w:t>
-            </w:r>
-          </w:p>
-        </w:tc>
-        <w:tc>
-          <w:tcPr>
-            <w:tcW w:w="3680" w:type="dxa"/>
-            <w:vAlign w:val="center"/>
-          </w:tcPr>
-          <w:p>
-            <w:pPr>
-              <w:pStyle w:val="Bezodstpw"/>
-              <w:spacing w:line="276" w:lineRule="auto"/>
-              <w:rPr>
-                <w:rFonts w:ascii="Arial" w:hAnsi="Arial" w:cs="Arial"/>
-              </w:rPr>
-            </w:pPr>
-            <w:r>
-              <w:rPr>
-                <w:rFonts w:ascii="Arial" w:hAnsi="Arial" w:cs="Arial"/>
-              </w:rPr>
-              <w:t>400 zł/pion netto</w:t>
-            </w:r>
-          </w:p>
-        </w:tc>
-      </w:tr>
-      <w:tr>
-        <w:trPr>
-          <w:trHeight w:val="554"/>
-          <w:jc w:val="center"/>
-        </w:trPr>
-        <w:tc>
-          <w:tcPr>
-            <w:tcW w:w="5098" w:type="dxa"/>
-            <w:gridSpan w:val="2"/>
-            <w:vAlign w:val="center"/>
-          </w:tcPr>
-          <w:p>
-            <w:pPr>
-              <w:pStyle w:val="Bezodstpw"/>
-              <w:numPr>
-                <w:ilvl w:val="0"/>
-                <w:numId w:val="19"/>
-              </w:numPr>
-              <w:tabs>
-                <w:tab w:val="left" w:pos="4712"/>
-                <w:tab w:val="left" w:pos="4995"/>
-              </w:tabs>
-              <w:spacing w:line="276" w:lineRule="auto"/>
-              <w:ind w:right="33"/>
-              <w:jc w:val="right"/>
-              <w:rPr>
-                <w:rFonts w:ascii="Arial" w:hAnsi="Arial" w:cs="Arial"/>
-              </w:rPr>
-            </w:pPr>
-            <w:r>
-              <w:rPr>
-                <w:rFonts w:ascii="Arial" w:hAnsi="Arial" w:cs="Arial"/>
-                <w:b/>
-                <w:bCs/>
-              </w:rPr>
-              <w:t>OPCJONALNIE</w:t>
-            </w:r>
-            <w:r>
-              <w:rPr>
-                <w:rFonts w:ascii="Arial" w:hAnsi="Arial" w:cs="Arial"/>
-              </w:rPr>
-              <w:t xml:space="preserve"> Montaż bezprzewodowych sterowników pokojowych TECH</w:t>
-            </w:r>
-          </w:p>
-        </w:tc>
-        <w:tc>
-          <w:tcPr>
-            <w:tcW w:w="3680" w:type="dxa"/>
-            <w:vAlign w:val="center"/>
-          </w:tcPr>
-          <w:p>
-            <w:pPr>
-              <w:pStyle w:val="Bezodstpw"/>
-              <w:spacing w:line="276" w:lineRule="auto"/>
-              <w:rPr>
-                <w:rFonts w:ascii="Arial" w:hAnsi="Arial" w:cs="Arial"/>
-              </w:rPr>
-            </w:pPr>
-            <w:r>
-              <w:rPr>
-                <w:rFonts w:ascii="Arial" w:hAnsi="Arial" w:cs="Arial"/>
-              </w:rPr>
-              <w:t>ustalane indywidualnie</w:t>
-            </w:r>
-          </w:p>
-        </w:tc>
-      </w:tr>
-      <w:tr>
-        <w:trPr>
-          <w:trHeight w:val="1119"/>
-          <w:jc w:val="center"/>
-        </w:trPr>
-        <w:tc>
-          <w:tcPr>
-            <w:tcW w:w="8778" w:type="dxa"/>
-            <w:gridSpan w:val="3"/>
-            <w:vAlign w:val="center"/>
-          </w:tcPr>
-          <w:p>
-            <w:pPr>
-              <w:pStyle w:val="Bezodstpw"/>
-              <w:numPr>
-                <w:ilvl w:val="0"/>
-                <w:numId w:val="19"/>
-              </w:numPr>
-              <w:spacing w:line="276" w:lineRule="auto"/>
-              <w:ind w:left="176" w:right="2013" w:hanging="176"/>
-              <w:rPr>
-                <w:rFonts w:ascii="Arial" w:hAnsi="Arial" w:cs="Arial"/>
-              </w:rPr>
-            </w:pPr>
-            <w:r>
-              <w:rPr>
-                <w:rFonts w:ascii="Arial" w:hAnsi="Arial" w:cs="Arial"/>
-                <w:b/>
-                <w:bCs/>
-              </w:rPr>
-              <w:t>STANDARDOWO</w:t>
-            </w:r>
-            <w:r>
-              <w:rPr>
-                <w:rFonts w:ascii="Arial" w:hAnsi="Arial" w:cs="Arial"/>
-              </w:rPr>
-              <w:t xml:space="preserve"> ciśnieniowa próba szczelności podłogówki (4bar, 24h)</w:t>
-            </w:r>
-          </w:p>
-          <w:p>
-            <w:pPr>
-              <w:pStyle w:val="Bezodstpw"/>
-              <w:numPr>
-                <w:ilvl w:val="0"/>
-                <w:numId w:val="19"/>
-              </w:numPr>
-              <w:spacing w:line="276" w:lineRule="auto"/>
-              <w:ind w:left="176" w:right="2013" w:hanging="176"/>
-              <w:rPr>
-                <w:rFonts w:ascii="Arial" w:hAnsi="Arial" w:cs="Arial"/>
-              </w:rPr>
-            </w:pPr>
-            <w:r>
-              <w:rPr>
-                <w:rFonts w:ascii="Arial" w:hAnsi="Arial" w:cs="Arial"/>
-                <w:b/>
-                <w:bCs/>
-              </w:rPr>
-              <w:t>STANDARDOWO</w:t>
-            </w:r>
-            <w:r>
-              <w:rPr>
-                <w:rFonts w:ascii="Arial" w:hAnsi="Arial" w:cs="Arial"/>
-              </w:rPr>
-              <w:t xml:space="preserve"> napełnienie, odpowietrzenie podłogówki </w:t>
-            </w:r>
-            <w:r>
-              <w:rPr>
-                <w:rFonts w:ascii="Arial" w:hAnsi="Arial" w:cs="Arial"/>
-                <w:u w:val="single"/>
-              </w:rPr>
-              <w:t>równocześnie</w:t>
-            </w:r>
-            <w:r>
-              <w:rPr>
-                <w:rFonts w:ascii="Arial" w:hAnsi="Arial" w:cs="Arial"/>
-              </w:rPr>
-              <w:t xml:space="preserve"> z uruchomieniem pompy ciepła</w:t>
-            </w:r>
-          </w:p>
-          <w:p>
-            <w:pPr>
-              <w:pStyle w:val="Bezodstpw"/>
-              <w:numPr>
-                <w:ilvl w:val="0"/>
-                <w:numId w:val="19"/>
-              </w:numPr>
-              <w:spacing w:line="276" w:lineRule="auto"/>
-              <w:ind w:left="176" w:right="1163" w:hanging="176"/>
-              <w:rPr>
-                <w:rFonts w:ascii="Arial" w:hAnsi="Arial" w:cs="Arial"/>
-              </w:rPr>
-            </w:pPr>
-            <w:r>
-              <w:rPr>
-                <w:rFonts w:ascii="Arial" w:hAnsi="Arial" w:cs="Arial"/>
-              </w:rPr>
-              <w:t>przygotowanie izolacji styropianem pod ogrzewanie podłogowe</w:t>
-            </w:r>
-            <w:r>
-              <w:rPr>
-                <w:rFonts w:ascii="Arial" w:hAnsi="Arial" w:cs="Arial"/>
-              </w:rPr>
-              <w:t xml:space="preserve"> </w:t>
-            </w:r>
-            <w:r>
-              <w:rPr>
-                <w:rFonts w:ascii="Arial" w:hAnsi="Arial" w:cs="Arial"/>
-                <w:b/>
-                <w:bCs/>
-              </w:rPr>
-              <w:t>po stronie klienta</w:t>
-            </w:r>
-            <w:r>
-              <w:rPr>
-                <w:rFonts w:ascii="Arial" w:hAnsi="Arial" w:cs="Arial"/>
-              </w:rPr>
-              <w:t xml:space="preserve"> </w:t>
-            </w:r>
-            <w:r>
-              <w:rPr>
-                <w:rFonts w:ascii="Arial" w:hAnsi="Arial" w:cs="Arial"/>
-              </w:rPr>
-              <w:t xml:space="preserve">- </w:t>
-            </w:r>
-            <w:r>
-              <w:rPr>
-                <w:rFonts w:ascii="Arial" w:hAnsi="Arial" w:cs="Arial"/>
-              </w:rPr>
-              <w:t xml:space="preserve">standardowo nasza firma </w:t>
-            </w:r>
-            <w:r>
-              <w:rPr>
-                <w:rFonts w:ascii="Arial" w:hAnsi="Arial" w:cs="Arial"/>
-                <w:b/>
-                <w:bCs/>
-              </w:rPr>
-              <w:t>nie wykonuje</w:t>
-            </w:r>
-            <w:r>
-              <w:rPr>
-                <w:rFonts w:ascii="Arial" w:hAnsi="Arial" w:cs="Arial"/>
-              </w:rPr>
-              <w:t xml:space="preserve"> tej usługi</w:t>
-            </w:r>
-            <w:r>
-              <w:rPr>
-                <w:rFonts w:ascii="Arial" w:hAnsi="Arial" w:cs="Arial"/>
-              </w:rPr>
-              <w:t xml:space="preserve">; </w:t>
-            </w:r>
-            <w:r>
-              <w:rPr>
-                <w:rFonts w:ascii="Arial" w:hAnsi="Arial" w:cs="Arial"/>
-              </w:rPr>
-              <w:t>zalecane 2 warstwy styropianu XPS 80/200 oraz folie przeciwwilgociowe</w:t>
-            </w:r>
-          </w:p>
-        </w:tc>
-      </w:tr>
-      <w:tr>
-        <w:trPr>
-          <w:trHeight w:val="996"/>
-          <w:jc w:val="center"/>
-        </w:trPr>
-        <w:tc>
-          <w:tcPr>
-            <w:tcW w:w="4395" w:type="dxa"/>
-            <w:vAlign w:val="center"/>
-          </w:tcPr>
-          <w:p>
-            <w:pPr>
-              <w:pStyle w:val="Bezodstpw"/>
-              <w:spacing w:line="276" w:lineRule="auto"/>
-              <w:jc w:val="right"/>
-              <w:rPr>
-                <w:rFonts w:ascii="Arial" w:hAnsi="Arial" w:cs="Arial"/>
-                <w:sz w:val="24"/>
-                <w:szCs w:val="24"/>
-              </w:rPr>
-            </w:pPr>
-            <w:r>
-              <w:rPr>
-                <w:rFonts w:ascii="Arial" w:hAnsi="Arial" w:cs="Arial"/>
-                <w:sz w:val="24"/>
-                <w:szCs w:val="24"/>
-              </w:rPr>
-              <w:t xml:space="preserve">Cena netto: </w:t>
-            </w:r>
-            <w:r>
-              <w:rPr>
-                <w:rFonts w:ascii="Arial" w:hAnsi="Arial" w:cs="Arial"/>
-                <w:sz w:val="24"/>
-                <w:szCs w:val="24"/>
-              </w:rPr>
-              <w:t xml:space="preserve">{{NETTO}} </w:t>
-            </w:r>
-            <w:r>
-              <w:rPr>
-                <w:rFonts w:ascii="Arial" w:hAnsi="Arial" w:cs="Arial"/>
-                <w:sz w:val="24"/>
-                <w:szCs w:val="24"/>
-              </w:rPr>
-              <w:t>PLN</w:t>
-            </w:r>
-          </w:p>
-        </w:tc>
-        <w:tc>
-          <w:tcPr>
-            <w:tcW w:w="4383" w:type="dxa"/>
-            <w:gridSpan w:val="2"/>
-            <w:vAlign w:val="center"/>
-          </w:tcPr>
-          <w:p>
-            <w:pPr>
-              <w:pStyle w:val="Bezodstpw"/>
-              <w:spacing w:line="360" w:lineRule="auto"/>
-              <w:jc w:val="right"/>
-              <w:rPr>
-                <w:rFonts w:ascii="Arial" w:hAnsi="Arial" w:cs="Arial"/>
-                <w:sz w:val="26"/>
-                <w:szCs w:val="26"/>
-              </w:rPr>
-            </w:pPr>
-            <w:r>
-              <w:rPr>
-                <w:rFonts w:ascii="Arial" w:hAnsi="Arial" w:cs="Arial"/>
-                <w:sz w:val="26"/>
-                <w:szCs w:val="26"/>
-              </w:rPr>
-              <w:t>Łączna cena brutto z 8% VAT</w:t>
-            </w:r>
-            <w:r>
-              <w:rPr>
-                <w:rFonts w:ascii="Arial" w:hAnsi="Arial" w:cs="Arial"/>
-                <w:sz w:val="26"/>
-                <w:szCs w:val="26"/>
-              </w:rPr>
-              <w:t>:</w:t>
-            </w:r>
-          </w:p>
-          <w:p>
-            <w:pPr>
-              <w:pStyle w:val="Bezodstpw"/>
-              <w:spacing w:line="276" w:lineRule="auto"/>
-              <w:jc w:val="right"/>
-              <w:rPr>
-                <w:rFonts w:ascii="Arial" w:hAnsi="Arial" w:cs="Arial"/>
-                <w:sz w:val="24"/>
-                <w:szCs w:val="24"/>
-              </w:rPr>
-            </w:pPr>
-            <w:r>
-              <w:rPr>
-                <w:rFonts w:ascii="Arial" w:hAnsi="Arial" w:cs="Arial"/>
-                <w:sz w:val="32"/>
-                <w:szCs w:val="32"/>
-              </w:rPr>
-              <w:t>{{BRUTTO}}</w:t>
-            </w:r>
-            <w:r>
-              <w:rPr>
-                <w:rFonts w:ascii="Arial" w:hAnsi="Arial" w:cs="Arial"/>
-                <w:sz w:val="32"/>
-                <w:szCs w:val="32"/>
-              </w:rPr>
-              <w:t xml:space="preserve"> </w:t>
-            </w:r>
-            <w:r>
-              <w:rPr>
-                <w:rFonts w:ascii="Arial" w:hAnsi="Arial" w:cs="Arial"/>
-                <w:sz w:val="30"/>
-                <w:szCs w:val="30"/>
-              </w:rPr>
-              <w:t>PLN</w:t>
-            </w:r>
-          </w:p>
-        </w:tc>
-      </w:tr>
-    </w:tbl>
-    <w:p>
-      <w:pPr>
-        <w:pStyle w:val="Bezodstpw"/>
-        <w:rPr>
-          <w:rFonts w:ascii="Arial" w:hAnsi="Arial" w:cs="Arial"/>
-          <w:sz w:val="16"/>
-          <w:szCs w:val="16"/>
-        </w:rPr>
-      </w:pPr>
-    </w:p>
-    <w:sectPr>
-      <w:headerReference w:type="default" r:id="rId7"/>
-      <w:footerReference w:type="default" r:id="rId8"/>
-      <w:pgSz w:w="11906" w:h="16838"/>
-      <w:pgMar w:top="1418" w:right="1417" w:bottom="709" w:left="1417" w:header="283" w:footer="283" w:gutter="0"/>
-      <w:cols w:space="708"/>
-      <w:docGrid w:linePitch="360"/>
-    </w:sectPr>
-  </w:body>
-</w:document>
-</file>
-
-<file path=word/endnotes.xml><?xml version="1.0" encoding="utf-8"?>
-<w:endnotes xmlns:wpc="http://schemas.microsoft.com/office/word/2010/wordprocessingCanvas" xmlns:cx="http://schemas.microsoft.com/office/drawing/2014/chartex" xmlns:cx1="http://schemas.microsoft.com/office/drawing/2015/9/8/chartex" xmlns:cx2="http://schemas.microsoft.com/office/drawing/2015/10/21/chartex" xmlns:cx3="http://schemas.microsoft.com/office/drawing/2016/5/9/chartex" xmlns:cx4="http://schemas.microsoft.com/office/drawing/2016/5/10/chartex" xmlns:cx5="http://schemas.microsoft.com/office/drawing/2016/5/11/chartex" xmlns:cx6="http://schemas.microsoft.com/office/drawing/2016/5/12/chartex" xmlns:cx7="http://schemas.microsoft.com/office/drawing/2016/5/13/chartex" xmlns:cx8="http://schemas.microsoft.com/office/drawing/2016/5/14/chartex" xmlns:mc="http://schemas.openxmlformats.org/markup-compatibility/2006" xmlns:aink="http://schemas.microsoft.com/office/drawing/2016/ink" xmlns:am3d="http://schemas.microsoft.com/office/drawing/2017/model3d" xmlns:o="urn:schemas-microsoft-com:office:office" xmlns:oel="http://schemas.microsoft.com/office/2019/extlst" xmlns:r="http://schemas.openxmlformats.org/officeDocument/2006/relationships" xmlns:m="http://schemas.openxmlformats.org/officeDocument/2006/math" xmlns:v="urn:schemas-microsoft-com:vml" xmlns:wp14="http://schemas.microsoft.com/office/word/2010/wordprocessingDrawing" xmlns:wp="http://schemas.openxmlformats.org/drawingml/2006/wordprocessingDrawing" xmlns:w10="urn:schemas-microsoft-com:office:word" xmlns:w="http://schemas.openxmlformats.org/wordprocessingml/2006/main" xmlns:w14="http://schemas.microsoft.com/office/word/2010/wordml" xmlns:w15="http://schemas.microsoft.com/office/word/2012/wordml" xmlns:w16cex="http://schemas.microsoft.com/office/word/2018/wordml/cex" xmlns:w16cid="http://schemas.microsoft.com/office/word/2016/wordml/cid" xmlns:w16="http://schemas.microsoft.com/office/word/2018/wordml" xmlns:w16du="http://schemas.microsoft.com/office/word/2023/wordml/word16du" xmlns:w16sdtdh="http://schemas.microsoft.com/office/word/2020/wordml/sdtdatahash" xmlns:w16sdtfl="http://schemas.microsoft.com/office/word/2024/wordml/sdtformatlock" xmlns:w16se="http://schemas.microsoft.com/office/word/2015/wordml/symex" xmlns:wpg="http://schemas.microsoft.com/office/word/2010/wordprocessingGroup" xmlns:wpi="http://schemas.microsoft.com/office/word/2010/wordprocessingInk" xmlns:wne="http://schemas.microsoft.com/office/word/2006/wordml" xmlns:wps="http://schemas.microsoft.com/office/word/2010/wordprocessingShape" mc:Ignorable="w14 w15 w16se w16cid w16 w16cex w16sdtdh w16sdtfl w16du wp14">
-  <w:endnote w:type="separator" w:id="-1">
-    <w:p>
-      <w:pPr>
-        <w:spacing w:after="0" w:line="240" w:lineRule="auto"/>
-      </w:pPr>
-      <w:r>
-        <w:separator/>
-      </w:r>
-    </w:p>
-  </w:endnote>
-  <w:endnote w:type="continuationSeparator" w:id="0">
-    <w:p>
-      <w:pPr>
-        <w:spacing w:after="0" w:line="240" w:lineRule="auto"/>
-      </w:pPr>
-      <w:r>
-        <w:continuationSeparator/>
-      </w:r>
-    </w:p>
-  </w:endnote>
-</w:endnotes>
-</file>
-
-<file path=word/footer1.xml><?xml version="1.0" encoding="utf-8"?>
-<w:ftr xmlns:wpc="http://schemas.microsoft.com/office/word/2010/wordprocessingCanvas" xmlns:cx="http://schemas.microsoft.com/office/drawing/2014/chartex" xmlns:cx1="http://schemas.microsoft.com/office/drawing/2015/9/8/chartex" xmlns:cx2="http://schemas.microsoft.com/office/drawing/2015/10/21/chartex" xmlns:cx3="http://schemas.microsoft.com/office/drawing/2016/5/9/chartex" xmlns:cx4="http://schemas.microsoft.com/office/drawing/2016/5/10/chartex" xmlns:cx5="http://schemas.microsoft.com/office/drawing/2016/5/11/chartex" xmlns:cx6="http://schemas.microsoft.com/office/drawing/2016/5/12/chartex" xmlns:cx7="http://schemas.microsoft.com/office/drawing/2016/5/13/chartex" xmlns:cx8="http://schemas.microsoft.com/office/drawing/2016/5/14/chartex" xmlns:mc="http://schemas.openxmlformats.org/markup-compatibility/2006" xmlns:aink="http://schemas.microsoft.com/office/drawing/2016/ink" xmlns:am3d="http://schemas.microsoft.com/office/drawing/2017/model3d" xmlns:o="urn:schemas-microsoft-com:office:office" xmlns:oel="http://schemas.microsoft.com/office/2019/extlst" xmlns:r="http://schemas.openxmlformats.org/officeDocument/2006/relationships" xmlns:m="http://schemas.openxmlformats.org/officeDocument/2006/math" xmlns:v="urn:schemas-microsoft-com:vml" xmlns:wp14="http://schemas.microsoft.com/office/word/2010/wordprocessingDrawing" xmlns:wp="http://schemas.openxmlformats.org/drawingml/2006/wordprocessingDrawing" xmlns:w10="urn:schemas-microsoft-com:office:word" xmlns:w="http://schemas.openxmlformats.org/wordprocessingml/2006/main" xmlns:w14="http://schemas.microsoft.com/office/word/2010/wordml" xmlns:w15="http://schemas.microsoft.com/office/word/2012/wordml" xmlns:w16cex="http://schemas.microsoft.com/office/word/2018/wordml/cex" xmlns:w16cid="http://schemas.microsoft.com/office/word/2016/wordml/cid" xmlns:w16="http://schemas.microsoft.com/office/word/2018/wordml" xmlns:w16du="http://schemas.microsoft.com/office/word/2023/wordml/word16du" xmlns:w16sdtdh="http://schemas.microsoft.com/office/word/2020/wordml/sdtdatahash" xmlns:w16sdtfl="http://schemas.microsoft.com/office/word/2024/wordml/sdtformatlock" xmlns:w16se="http://schemas.microsoft.com/office/word/2015/wordml/symex" xmlns:wpg="http://schemas.microsoft.com/office/word/2010/wordprocessingGroup" xmlns:wpi="http://schemas.microsoft.com/office/word/2010/wordprocessingInk" xmlns:wne="http://schemas.microsoft.com/office/word/2006/wordml" xmlns:wps="http://schemas.microsoft.com/office/word/2010/wordprocessingShape" mc:Ignorable="w14 w15 w16se w16cid w16 w16cex w16sdtdh w16sdtfl w16du wp14">
-  <w:p>
-    <w:pPr>
-      <w:pStyle w:val="Stopka"/>
-      <w:jc w:val="center"/>
-    </w:pPr>
-    <w:r>
-      <w:t>TOP-INSTAL INNOVATIONS Sp</w:t>
-    </w:r>
-    <w:r>
-      <w:t>ółka z ograniczoną od</w:t>
-    </w:r>
-    <w:r>
-      <w:t>powiedzialnością</w:t>
-    </w:r>
-  </w:p>
-  <w:p>
-    <w:pPr>
-      <w:pStyle w:val="Stopka"/>
-      <w:jc w:val="center"/>
-    </w:pPr>
-    <w:r>
-      <w:t>www.topinstal.com.pl</w:t>
-    </w:r>
-    <w:r>
-      <w:t xml:space="preserve">   |   </w:t>
-    </w:r>
-    <w:r>
-      <w:t>NIP: 6322036372   |   KRS: 0001087243</w:t>
-    </w:r>
-  </w:p>
-</w:ftr>
-</file>
-
-<file path=word/footnotes.xml><?xml version="1.0" encoding="utf-8"?>
-<w:footnotes xmlns:wpc="http://schemas.microsoft.com/office/word/2010/wordprocessingCanvas" xmlns:cx="http://schemas.microsoft.com/office/drawing/2014/chartex" xmlns:cx1="http://schemas.microsoft.com/office/drawing/2015/9/8/chartex" xmlns:cx2="http://schemas.microsoft.com/office/drawing/2015/10/21/chartex" xmlns:cx3="http://schemas.microsoft.com/office/drawing/2016/5/9/chartex" xmlns:cx4="http://schemas.microsoft.com/office/drawing/2016/5/10/chartex" xmlns:cx5="http://schemas.microsoft.com/office/drawing/2016/5/11/chartex" xmlns:cx6="http://schemas.microsoft.com/office/drawing/2016/5/12/chartex" xmlns:cx7="http://schemas.microsoft.com/office/drawing/2016/5/13/chartex" xmlns:cx8="http://schemas.microsoft.com/office/drawing/2016/5/14/chartex" xmlns:mc="http://schemas.openxmlformats.org/markup-compatibility/2006" xmlns:aink="http://schemas.microsoft.com/office/drawing/2016/ink" xmlns:am3d="http://schemas.microsoft.com/office/drawing/2017/model3d" xmlns:o="urn:schemas-microsoft-com:office:office" xmlns:oel="http://schemas.microsoft.com/office/2019/extlst" xmlns:r="http://schemas.openxmlformats.org/officeDocument/2006/relationships" xmlns:m="http://schemas.openxmlformats.org/officeDocument/2006/math" xmlns:v="urn:schemas-microsoft-com:vml" xmlns:wp14="http://schemas.microsoft.com/office/word/2010/wordprocessingDrawing" xmlns:wp="http://schemas.openxmlformats.org/drawingml/2006/wordprocessingDrawing" xmlns:w10="urn:schemas-microsoft-com:office:word" xmlns:w="http://schemas.openxmlformats.org/wordprocessingml/2006/main" xmlns:w14="http://schemas.microsoft.com/office/word/2010/wordml" xmlns:w15="http://schemas.microsoft.com/office/word/2012/wordml" xmlns:w16cex="http://schemas.microsoft.com/office/word/2018/wordml/cex" xmlns:w16cid="http://schemas.microsoft.com/office/word/2016/wordml/cid" xmlns:w16="http://schemas.microsoft.com/office/word/2018/wordml" xmlns:w16du="http://schemas.microsoft.com/office/word/2023/wordml/word16du" xmlns:w16sdtdh="http://schemas.microsoft.com/office/word/2020/wordml/sdtdatahash" xmlns:w16sdtfl="http://schemas.microsoft.com/office/word/2024/wordml/sdtformatlock" xmlns:w16se="http://schemas.microsoft.com/office/word/2015/wordml/symex" xmlns:wpg="http://schemas.microsoft.com/office/word/2010/wordprocessingGroup" xmlns:wpi="http://schemas.microsoft.com/office/word/2010/wordprocessingInk" xmlns:wne="http://schemas.microsoft.com/office/word/2006/wordml" xmlns:wps="http://schemas.microsoft.com/office/word/2010/wordprocessingShape" mc:Ignorable="w14 w15 w16se w16cid w16 w16cex w16sdtdh w16sdtfl w16du wp14">
-  <w:footnote w:type="separator" w:id="-1">
-    <w:p>
-      <w:pPr>
-        <w:spacing w:after="0" w:line="240" w:lineRule="auto"/>
-      </w:pPr>
-      <w:r>
-        <w:separator/>
-      </w:r>
-    </w:p>
-  </w:footnote>
-  <w:footnote w:type="continuationSeparator" w:id="0">
-    <w:p>
-      <w:pPr>
-        <w:spacing w:after="0" w:line="240" w:lineRule="auto"/>
-      </w:pPr>
-      <w:r>
-        <w:continuationSeparator/>
-      </w:r>
-    </w:p>
-  </w:footnote>
-</w:footnotes>
-</file>
-
-<file path=word/header1.xml><?xml version="1.0" encoding="utf-8"?>
-<w:hdr xmlns:wpc="http://schemas.microsoft.com/office/word/2010/wordprocessingCanvas" xmlns:cx="http://schemas.microsoft.com/office/drawing/2014/chartex" xmlns:cx1="http://schemas.microsoft.com/office/drawing/2015/9/8/chartex" xmlns:cx2="http://schemas.microsoft.com/office/drawing/2015/10/21/chartex" xmlns:cx3="http://schemas.microsoft.com/office/drawing/2016/5/9/chartex" xmlns:cx4="http://schemas.microsoft.com/office/drawing/2016/5/10/chartex" xmlns:cx5="http://schemas.microsoft.com/office/drawing/2016/5/11/chartex" xmlns:cx6="http://schemas.microsoft.com/office/drawing/2016/5/12/chartex" xmlns:cx7="http://schemas.microsoft.com/office/drawing/2016/5/13/chartex" xmlns:cx8="http://schemas.microsoft.com/office/drawing/2016/5/14/chartex" xmlns:mc="http://schemas.openxmlformats.org/markup-compatibility/2006" xmlns:aink="http://schemas.microsoft.com/office/drawing/2016/ink" xmlns:am3d="http://schemas.microsoft.com/office/drawing/2017/model3d" xmlns:o="urn:schemas-microsoft-com:office:office" xmlns:oel="http://schemas.microsoft.com/office/2019/extlst" xmlns:r="http://schemas.openxmlformats.org/officeDocument/2006/relationships" xmlns:m="http://schemas.openxmlformats.org/officeDocument/2006/math" xmlns:v="urn:schemas-microsoft-com:vml" xmlns:wp14="http://schemas.microsoft.com/office/word/2010/wordprocessingDrawing" xmlns:wp="http://schemas.openxmlformats.org/drawingml/2006/wordprocessingDrawing" xmlns:w10="urn:schemas-microsoft-com:office:word" xmlns:w="http://schemas.openxmlformats.org/wordprocessingml/2006/main" xmlns:w14="http://schemas.microsoft.com/office/word/2010/wordml" xmlns:w15="http://schemas.microsoft.com/office/word/2012/wordml" xmlns:w16cex="http://schemas.microsoft.com/office/word/2018/wordml/cex" xmlns:w16cid="http://schemas.microsoft.com/office/word/2016/wordml/cid" xmlns:w16="http://schemas.microsoft.com/office/word/2018/wordml" xmlns:w16du="http://schemas.microsoft.com/office/word/2023/wordml/word16du" xmlns:w16sdtdh="http://schemas.microsoft.com/office/word/2020/wordml/sdtdatahash" xmlns:w16sdtfl="http://schemas.microsoft.com/office/word/2024/wordml/sdtformatlock" xmlns:w16se="http://schemas.microsoft.com/office/word/2015/wordml/symex" xmlns:wpg="http://schemas.microsoft.com/office/word/2010/wordprocessingGroup" xmlns:wpi="http://schemas.microsoft.com/office/word/2010/wordprocessingInk" xmlns:wne="http://schemas.microsoft.com/office/word/2006/wordml" xmlns:wps="http://schemas.microsoft.com/office/word/2010/wordprocessingShape" mc:Ignorable="w14 w15 w16se w16cid w16 w16cex w16sdtdh w16sdtfl w16du wp14">
-  <w:p>
-    <w:pPr>
-      <w:pStyle w:val="Nagwek"/>
-      <w:ind w:firstLine="851"/>
-    </w:pPr>
-    <w:r>
-      <w:rPr>
-        <w:noProof/>
-      </w:rPr>
-      <w:drawing>
-        <wp:anchor distT="0" distB="0" distL="114300" distR="114300" simplePos="0" relativeHeight="251658240" behindDoc="1" locked="0" layoutInCell="1" allowOverlap="1" wp14:anchorId="7105D205" wp14:editId="4154F9B0">
-          <wp:simplePos x="0" y="0"/>
-          <wp:positionH relativeFrom="margin">
-            <wp:align>center</wp:align>
-          </wp:positionH>
-          <wp:positionV relativeFrom="paragraph">
-            <wp:posOffset>10795</wp:posOffset>
-          </wp:positionV>
-          <wp:extent cx="2629000" cy="361950"/>
-          <wp:effectExtent l="0" t="0" r="0" b="0"/>
-          <wp:wrapNone/>
-          <wp:docPr id="162897231" name="Obraz 2" descr="braz zawierający Czcionka, logo, Grafika, tekst"/>
-          <wp:cNvGraphicFramePr>
-            <a:graphicFrameLocks xmlns:a="http://schemas.openxmlformats.org/drawingml/2006/main" noChangeAspect="1"/>
-          </wp:cNvGraphicFramePr>
-          <a:graphic xmlns:a="http://schemas.openxmlformats.org/drawingml/2006/main">
-            <a:graphicData uri="http://schemas.openxmlformats.org/drawingml/2006/picture">
-              <pic:pic xmlns:pic="http://schemas.openxmlformats.org/drawingml/2006/picture">
-                <pic:nvPicPr>
-                  <pic:cNvPr id="880723300" name="Obraz 2" descr="braz zawierający Czcionka, logo, Grafika, tekst"/>
-                  <pic:cNvPicPr/>
-                </pic:nvPicPr>
-                <pic:blipFill>
-                  <a:blip r:embed="rId1">
-                    <a:extLst>
-                      <a:ext uri="{28A0092B-C50C-407E-A947-70E740481C1C}">
-                        <a14:useLocalDpi xmlns:a14="http://schemas.microsoft.com/office/drawing/2010/main" val="0"/>
-                      </a:ext>
-                    </a:extLst>
-                  </a:blip>
-                  <a:stretch>
-                    <a:fillRect/>
-                  </a:stretch>
-                </pic:blipFill>
-                <pic:spPr>
-                  <a:xfrm>
-                    <a:off x="0" y="0"/>
-                    <a:ext cx="2629000" cy="361950"/>
-                  </a:xfrm>
-                  <a:prstGeom prst="rect">
-                    <a:avLst/>
-                  </a:prstGeom>
-                </pic:spPr>
-              </pic:pic>
-            </a:graphicData>
-          </a:graphic>
-          <wp14:sizeRelH relativeFrom="page">
-            <wp14:pctWidth>0</wp14:pctWidth>
-          </wp14:sizeRelH>
-          <wp14:sizeRelV relativeFrom="page">
-            <wp14:pctHeight>0</wp14:pctHeight>
-          </wp14:sizeRelV>
-        </wp:anchor>
-      </w:drawing>
-    </w:r>
-  </w:p>
-  <w:p>
-    <w:pPr>
-      <w:pStyle w:val="Nagwek"/>
-      <w:rPr>
-        <w:sz w:val="24"/>
-        <w:szCs w:val="24"/>
-      </w:rPr>
-    </w:pPr>
-  </w:p>
-  <w:p>
-    <w:pPr>
-      <w:pStyle w:val="Nagwek"/>
-      <w:ind w:left="-142"/>
-      <w:jc w:val="center"/>
-      <w:rPr>
-        <w:sz w:val="20"/>
-        <w:szCs w:val="20"/>
-      </w:rPr>
-    </w:pPr>
-    <w:r>
-      <w:rPr>
-        <w:sz w:val="20"/>
-        <w:szCs w:val="20"/>
-      </w:rPr>
-      <w:t>POMPY CIEPŁA   |   KLIMATYZACJE   |   INSTALACJE</w:t>
-    </w:r>
-  </w:p>
-</w:hdr>
-</file>
 
 <file path=word/numbering.xml><?xml version="1.0" encoding="utf-8"?>
 <w:numbering xmlns:wpc="http://schemas.microsoft.com/office/word/2010/wordprocessingCanvas" xmlns:cx="http://schemas.microsoft.com/office/drawing/2014/chartex" xmlns:cx1="http://schemas.microsoft.com/office/drawing/2015/9/8/chartex" xmlns:cx2="http://schemas.microsoft.com/office/drawing/2015/10/21/chartex" xmlns:cx3="http://schemas.microsoft.com/office/drawing/2016/5/9/chartex" xmlns:cx4="http://schemas.microsoft.com/office/drawing/2016/5/10/chartex" xmlns:cx5="http://schemas.microsoft.com/office/drawing/2016/5/11/chartex" xmlns:cx6="http://schemas.microsoft.com/office/drawing/2016/5/12/chartex" xmlns:cx7="http://schemas.microsoft.com/office/drawing/2016/5/13/chartex" xmlns:cx8="http://schemas.microsoft.com/office/drawing/2016/5/14/chartex" xmlns:mc="http://schemas.openxmlformats.org/markup-compatibility/2006" xmlns:aink="http://schemas.microsoft.com/office/drawing/2016/ink" xmlns:am3d="http://schemas.microsoft.com/office/drawing/2017/model3d" xmlns:o="urn:schemas-microsoft-com:office:office" xmlns:oel="http://schemas.microsoft.com/office/2019/extlst" xmlns:r="http://schemas.openxmlformats.org/officeDocument/2006/relationships" xmlns:m="http://schemas.openxmlformats.org/officeDocument/2006/math" xmlns:v="urn:schemas-microsoft-com:vml" xmlns:wp14="http://schemas.microsoft.com/office/word/2010/wordprocessingDrawing" xmlns:wp="http://schemas.openxmlformats.org/drawingml/2006/wordprocessingDrawing" xmlns:w10="urn:schemas-microsoft-com:office:word" xmlns:w="http://schemas.openxmlformats.org/wordprocessingml/2006/main" xmlns:w14="http://schemas.microsoft.com/office/word/2010/wordml" xmlns:w15="http://schemas.microsoft.com/office/word/2012/wordml" xmlns:w16cex="http://schemas.microsoft.com/office/word/2018/wordml/cex" xmlns:w16cid="http://schemas.microsoft.com/office/word/2016/wordml/cid" xmlns:w16="http://schemas.microsoft.com/office/word/2018/wordml" xmlns:w16du="http://schemas.microsoft.com/office/word/2023/wordml/word16du" xmlns:w16sdtdh="http://schemas.microsoft.com/office/word/2020/wordml/sdtdatahash" xmlns:w16sdtfl="http://schemas.microsoft.com/office/word/2024/wordml/sdtformatlock" xmlns:w16se="http://schemas.microsoft.com/office/word/2015/wordml/symex" xmlns:wpg="http://schemas.microsoft.com/office/word/2010/wordprocessingGroup" xmlns:wpi="http://schemas.microsoft.com/office/word/2010/wordprocessingInk" xmlns:wne="http://schemas.microsoft.com/office/word/2006/wordml" xmlns:wps="http://schemas.microsoft.com/office/word/2010/wordprocessingShape" mc:Ignorable="w14 w15 w16se w16cid w16 w16cex w16sdtdh w16sdtfl w16du wp14">
